--- a/docs/weekly/2026-W34_當週鐵人新知與文章整理.docx
+++ b/docs/weekly/2026-W34_當週鐵人新知與文章整理.docx
@@ -27,7 +27,7 @@
           <w:color w:val="555555"/>
           <w:sz w:val="19"/>
         </w:rPr>
-        <w:t>彙整時間：2026-08-17 09:00:18　｜　時間範圍：過去 7 天</w:t>
+        <w:t>彙整時間：2026-08-17 15:24:38　｜　時間範圍：過去 7 天</w:t>
         <w:br/>
         <w:t>來源網站：Slowtwitch, Triathlete, 220 Triathlon, TrainingPeaks, Joe Friel</w:t>
       </w:r>
